--- a/public/rapport_complementaire_bilan_fiscal_social.docx
+++ b/public/rapport_complementaire_bilan_fiscal_social.docx
@@ -2256,7 +2256,7 @@
           <w:sz w:val="22"/>
           <w:szCs w:val="22"/>
         </w:rPr>
-        <w:t xml:space="preserve">Europe 1 — « Prud’hommes : imbroglio autour du plafonnement »</w:t>
+        <w:t xml:space="preserve">Europe 1 (Vivendi/Bolloré, droite conservatrice) — « Prud’hommes : imbroglio autour du plafonnement »</w:t>
       </w:r>
     </w:p>
     <w:p>
@@ -2274,7 +2274,7 @@
           <w:sz w:val="22"/>
           <w:szCs w:val="22"/>
         </w:rPr>
-        <w:t xml:space="preserve">CNEWS — « 15 000 soignants suspendus » (octobre 2021)</w:t>
+        <w:t xml:space="preserve">CNews (Vivendi/Bolloré, droite dure) — « 15 000 soignants suspendus » (octobre 2021)</w:t>
       </w:r>
     </w:p>
     <w:p>
